--- a/docs/deliverables/附录4：测试报告（校园鲜达-模块二）-成员C素材.docx
+++ b/docs/deliverables/附录4：测试报告（校园鲜达-模块二）-成员C素材.docx
@@ -1801,7 +1801,7 @@
                 <w:rFonts w:ascii="宋体" w:hAnsi="宋体" w:eastAsia="宋体"/>
                 <w:sz w:val="19"/>
               </w:rPr>
-              <w:t>含 2 条高危/中危缺陷（AI-21 开放重定向、AI-16 支付空壳）</w:t>
+              <w:t>含 3 条已修复缺陷（AI-21 开放重定向、AI-16 支付空壳、AI-17 并发竞态）</w:t>
             </w:r>
           </w:p>
         </w:tc>
@@ -2468,6 +2468,504 @@
     </w:tbl>
     <w:p>
       <w:pPr>
+        <w:pStyle w:val="Heading2"/>
+      </w:pPr>
+      <w:r>
+        <w:rPr>
+          <w:rFonts w:ascii="黑体" w:hAnsi="黑体" w:eastAsia="黑体"/>
+          <w:b/>
+          <w:sz w:val="26"/>
+        </w:rPr>
+        <w:t>2.4  专项验证：并发压测与越权审计</w:t>
+      </w:r>
+    </w:p>
+    <w:p>
+      <w:pPr>
+        <w:spacing w:after="80"/>
+        <w:ind w:firstLine="420"/>
+      </w:pPr>
+      <w:r>
+        <w:rPr>
+          <w:rFonts w:ascii="宋体" w:hAnsi="宋体" w:eastAsia="宋体"/>
+          <w:b w:val="0"/>
+          <w:sz w:val="21"/>
+        </w:rPr>
+        <w:t>在缺陷修复过程中，针对 AI 审查登记的竞态类问题与模块一的越权修复结果，补充了两项专项验证。</w:t>
+      </w:r>
+    </w:p>
+    <w:p>
+      <w:pPr>
+        <w:spacing w:after="80"/>
+        <w:ind w:firstLine="420"/>
+      </w:pPr>
+      <w:r>
+        <w:rPr>
+          <w:rFonts w:ascii="宋体" w:hAnsi="宋体" w:eastAsia="宋体"/>
+          <w:b/>
+          <w:sz w:val="21"/>
+        </w:rPr>
+        <w:t>（1）并发压测（对应 AI-17 与 C-INV-004）</w:t>
+      </w:r>
+    </w:p>
+    <w:p>
+      <w:pPr>
+        <w:spacing w:after="80"/>
+        <w:ind w:firstLine="420"/>
+      </w:pPr>
+      <w:r>
+        <w:rPr>
+          <w:rFonts w:ascii="宋体" w:hAnsi="宋体" w:eastAsia="宋体"/>
+          <w:b w:val="0"/>
+          <w:sz w:val="21"/>
+        </w:rPr>
+        <w:t>方法：用 10 个线程同时发起真实 HTTP 请求，打向运行中的服务与真实数据库，分别验证「并发下单是否超卖」与「并发加购是否丢数据」。</w:t>
+      </w:r>
+    </w:p>
+    <w:tbl>
+      <w:tblPr>
+        <w:tblStyle w:val="TableGrid"/>
+        <w:tblW w:type="auto" w:w="0"/>
+        <w:tblLook w:firstColumn="1" w:firstRow="1" w:lastColumn="0" w:lastRow="0" w:noHBand="0" w:noVBand="1" w:val="04A0"/>
+      </w:tblPr>
+      <w:tblGrid>
+        <w:gridCol w:w="2880"/>
+        <w:gridCol w:w="2880"/>
+        <w:gridCol w:w="2880"/>
+      </w:tblGrid>
+      <w:tr>
+        <w:tc>
+          <w:tcPr>
+            <w:tcW w:type="dxa" w:w="2880"/>
+          </w:tcPr>
+          <w:p>
+            <w:r/>
+            <w:r>
+              <w:rPr>
+                <w:rFonts w:ascii="宋体" w:hAnsi="宋体" w:eastAsia="宋体"/>
+                <w:b/>
+                <w:sz w:val="20"/>
+              </w:rPr>
+              <w:t>场景</w:t>
+            </w:r>
+          </w:p>
+        </w:tc>
+        <w:tc>
+          <w:tcPr>
+            <w:tcW w:type="dxa" w:w="2880"/>
+          </w:tcPr>
+          <w:p>
+            <w:r/>
+            <w:r>
+              <w:rPr>
+                <w:rFonts w:ascii="宋体" w:hAnsi="宋体" w:eastAsia="宋体"/>
+                <w:b/>
+                <w:sz w:val="20"/>
+              </w:rPr>
+              <w:t>修复前实测</w:t>
+            </w:r>
+          </w:p>
+        </w:tc>
+        <w:tc>
+          <w:tcPr>
+            <w:tcW w:type="dxa" w:w="2880"/>
+          </w:tcPr>
+          <w:p>
+            <w:r/>
+            <w:r>
+              <w:rPr>
+                <w:rFonts w:ascii="宋体" w:hAnsi="宋体" w:eastAsia="宋体"/>
+                <w:b/>
+                <w:sz w:val="20"/>
+              </w:rPr>
+              <w:t>修复后实测</w:t>
+            </w:r>
+          </w:p>
+        </w:tc>
+      </w:tr>
+      <w:tr>
+        <w:tc>
+          <w:tcPr>
+            <w:tcW w:type="dxa" w:w="2880"/>
+          </w:tcPr>
+          <w:p>
+            <w:r/>
+            <w:r>
+              <w:rPr>
+                <w:rFonts w:ascii="宋体" w:hAnsi="宋体" w:eastAsia="宋体"/>
+                <w:sz w:val="19"/>
+              </w:rPr>
+              <w:t>并发下单（库存 5 件，10 个用户同时各买 1 件）</w:t>
+            </w:r>
+          </w:p>
+        </w:tc>
+        <w:tc>
+          <w:tcPr>
+            <w:tcW w:type="dxa" w:w="2880"/>
+          </w:tcPr>
+          <w:p>
+            <w:r/>
+            <w:r>
+              <w:rPr>
+                <w:rFonts w:ascii="宋体" w:hAnsi="宋体" w:eastAsia="宋体"/>
+                <w:sz w:val="19"/>
+              </w:rPr>
+              <w:t>仅 1 单成功，9 单返回通用错误「订单提交失败，请稍后重试」，库存剩 4 件未售出</w:t>
+            </w:r>
+          </w:p>
+        </w:tc>
+        <w:tc>
+          <w:tcPr>
+            <w:tcW w:type="dxa" w:w="2880"/>
+          </w:tcPr>
+          <w:p>
+            <w:r/>
+            <w:r>
+              <w:rPr>
+                <w:rFonts w:ascii="宋体" w:hAnsi="宋体" w:eastAsia="宋体"/>
+                <w:sz w:val="19"/>
+              </w:rPr>
+              <w:t>5 单成功、5 单按「库存不足」被正确拒绝，库存归 0 且不为负</w:t>
+            </w:r>
+          </w:p>
+        </w:tc>
+      </w:tr>
+      <w:tr>
+        <w:tc>
+          <w:tcPr>
+            <w:tcW w:type="dxa" w:w="2880"/>
+          </w:tcPr>
+          <w:p>
+            <w:r/>
+            <w:r>
+              <w:rPr>
+                <w:rFonts w:ascii="宋体" w:hAnsi="宋体" w:eastAsia="宋体"/>
+                <w:sz w:val="19"/>
+              </w:rPr>
+              <w:t>并发加购（同一用户同时加购 10 次，重复 5 轮）</w:t>
+            </w:r>
+          </w:p>
+        </w:tc>
+        <w:tc>
+          <w:tcPr>
+            <w:tcW w:type="dxa" w:w="2880"/>
+          </w:tcPr>
+          <w:p>
+            <w:r/>
+            <w:r>
+              <w:rPr>
+                <w:rFonts w:ascii="宋体" w:hAnsi="宋体" w:eastAsia="宋体"/>
+                <w:sz w:val="19"/>
+              </w:rPr>
+              <w:t>5/5 轮异常：3 轮丢失 6~7 次累加（最终只剩 3~4 件），2 轮产生重复条目，而请求全部返回成功</w:t>
+            </w:r>
+          </w:p>
+        </w:tc>
+        <w:tc>
+          <w:tcPr>
+            <w:tcW w:type="dxa" w:w="2880"/>
+          </w:tcPr>
+          <w:p>
+            <w:r/>
+            <w:r>
+              <w:rPr>
+                <w:rFonts w:ascii="宋体" w:hAnsi="宋体" w:eastAsia="宋体"/>
+                <w:sz w:val="19"/>
+              </w:rPr>
+              <w:t>0/5 轮异常：每轮均为 1 个条目、数量 10，零丢失零重复</w:t>
+            </w:r>
+          </w:p>
+        </w:tc>
+      </w:tr>
+    </w:tbl>
+    <w:p>
+      <w:pPr>
+        <w:spacing w:after="80"/>
+        <w:ind w:firstLine="420"/>
+      </w:pPr>
+      <w:r>
+        <w:rPr>
+          <w:rFonts w:ascii="宋体" w:hAnsi="宋体" w:eastAsia="宋体"/>
+          <w:b w:val="0"/>
+          <w:sz w:val="21"/>
+        </w:rPr>
+        <w:t>结论：库存不会超卖（模块一的条件更新有效），但修复前系统在高并发下可用性与数据正确性都会受损；修复后两项指标均达到预期。修复内容见《附录4：缺陷报告书（校园鲜达-模块二）》第 3.4.3 节。</w:t>
+      </w:r>
+    </w:p>
+    <w:p>
+      <w:pPr>
+        <w:spacing w:after="80"/>
+        <w:ind w:firstLine="420"/>
+      </w:pPr>
+      <w:r>
+        <w:rPr>
+          <w:rFonts w:ascii="宋体" w:hAnsi="宋体" w:eastAsia="宋体"/>
+          <w:b/>
+          <w:sz w:val="21"/>
+        </w:rPr>
+        <w:t>（2）越权访问审计（对应 C-CART-002、C-ORD-001、C-ORD-003、C-ORD-011）</w:t>
+      </w:r>
+    </w:p>
+    <w:p>
+      <w:pPr>
+        <w:spacing w:after="80"/>
+        <w:ind w:firstLine="420"/>
+      </w:pPr>
+      <w:r>
+        <w:rPr>
+          <w:rFonts w:ascii="宋体" w:hAnsi="宋体" w:eastAsia="宋体"/>
+          <w:b w:val="0"/>
+          <w:sz w:val="21"/>
+        </w:rPr>
+        <w:t>方法：建立两个账号 test01（资源所有者）与 test02（攻击者），以 test02 的身份逐一尝试访问 test01 的资源，覆盖购物车、订单、支付、用户中心与地址页；同时验证未登录状态下的访问控制。</w:t>
+      </w:r>
+    </w:p>
+    <w:tbl>
+      <w:tblPr>
+        <w:tblStyle w:val="TableGrid"/>
+        <w:tblW w:type="auto" w:w="0"/>
+        <w:tblLook w:firstColumn="1" w:firstRow="1" w:lastColumn="0" w:lastRow="0" w:noHBand="0" w:noVBand="1" w:val="04A0"/>
+      </w:tblPr>
+      <w:tblGrid>
+        <w:gridCol w:w="2880"/>
+        <w:gridCol w:w="2880"/>
+        <w:gridCol w:w="2880"/>
+      </w:tblGrid>
+      <w:tr>
+        <w:tc>
+          <w:tcPr>
+            <w:tcW w:type="dxa" w:w="2880"/>
+          </w:tcPr>
+          <w:p>
+            <w:r/>
+            <w:r>
+              <w:rPr>
+                <w:rFonts w:ascii="宋体" w:hAnsi="宋体" w:eastAsia="宋体"/>
+                <w:b/>
+                <w:sz w:val="20"/>
+              </w:rPr>
+              <w:t>审计项</w:t>
+            </w:r>
+          </w:p>
+        </w:tc>
+        <w:tc>
+          <w:tcPr>
+            <w:tcW w:type="dxa" w:w="2880"/>
+          </w:tcPr>
+          <w:p>
+            <w:r/>
+            <w:r>
+              <w:rPr>
+                <w:rFonts w:ascii="宋体" w:hAnsi="宋体" w:eastAsia="宋体"/>
+                <w:b/>
+                <w:sz w:val="20"/>
+              </w:rPr>
+              <w:t>数量</w:t>
+            </w:r>
+          </w:p>
+        </w:tc>
+        <w:tc>
+          <w:tcPr>
+            <w:tcW w:type="dxa" w:w="2880"/>
+          </w:tcPr>
+          <w:p>
+            <w:r/>
+            <w:r>
+              <w:rPr>
+                <w:rFonts w:ascii="宋体" w:hAnsi="宋体" w:eastAsia="宋体"/>
+                <w:b/>
+                <w:sz w:val="20"/>
+              </w:rPr>
+              <w:t>结果</w:t>
+            </w:r>
+          </w:p>
+        </w:tc>
+      </w:tr>
+      <w:tr>
+        <w:tc>
+          <w:tcPr>
+            <w:tcW w:type="dxa" w:w="2880"/>
+          </w:tcPr>
+          <w:p>
+            <w:r/>
+            <w:r>
+              <w:rPr>
+                <w:rFonts w:ascii="宋体" w:hAnsi="宋体" w:eastAsia="宋体"/>
+                <w:sz w:val="19"/>
+              </w:rPr>
+              <w:t>跨用户越权：改数量、删条目、读订单确认页、用他人条目下单、支付他人订单、订单列表、购物车页、用户中心、地址页</w:t>
+            </w:r>
+          </w:p>
+        </w:tc>
+        <w:tc>
+          <w:tcPr>
+            <w:tcW w:type="dxa" w:w="2880"/>
+          </w:tcPr>
+          <w:p>
+            <w:r/>
+            <w:r>
+              <w:rPr>
+                <w:rFonts w:ascii="宋体" w:hAnsi="宋体" w:eastAsia="宋体"/>
+                <w:sz w:val="19"/>
+              </w:rPr>
+              <w:t>9 项</w:t>
+            </w:r>
+          </w:p>
+        </w:tc>
+        <w:tc>
+          <w:tcPr>
+            <w:tcW w:type="dxa" w:w="2880"/>
+          </w:tcPr>
+          <w:p>
+            <w:r/>
+            <w:r>
+              <w:rPr>
+                <w:rFonts w:ascii="宋体" w:hAnsi="宋体" w:eastAsia="宋体"/>
+                <w:sz w:val="19"/>
+              </w:rPr>
+              <w:t>全部被拦截，受害者数据完好</w:t>
+            </w:r>
+          </w:p>
+        </w:tc>
+      </w:tr>
+      <w:tr>
+        <w:tc>
+          <w:tcPr>
+            <w:tcW w:type="dxa" w:w="2880"/>
+          </w:tcPr>
+          <w:p>
+            <w:r/>
+            <w:r>
+              <w:rPr>
+                <w:rFonts w:ascii="宋体" w:hAnsi="宋体" w:eastAsia="宋体"/>
+                <w:sz w:val="19"/>
+              </w:rPr>
+              <w:t>未登录访问受保护资源：购物车、用户中心、地址页、订单列表、加购、改数量、删条目、确认页、下单、支付</w:t>
+            </w:r>
+          </w:p>
+        </w:tc>
+        <w:tc>
+          <w:tcPr>
+            <w:tcW w:type="dxa" w:w="2880"/>
+          </w:tcPr>
+          <w:p>
+            <w:r/>
+            <w:r>
+              <w:rPr>
+                <w:rFonts w:ascii="宋体" w:hAnsi="宋体" w:eastAsia="宋体"/>
+                <w:sz w:val="19"/>
+              </w:rPr>
+              <w:t>10 项</w:t>
+            </w:r>
+          </w:p>
+        </w:tc>
+        <w:tc>
+          <w:tcPr>
+            <w:tcW w:type="dxa" w:w="2880"/>
+          </w:tcPr>
+          <w:p>
+            <w:r/>
+            <w:r>
+              <w:rPr>
+                <w:rFonts w:ascii="宋体" w:hAnsi="宋体" w:eastAsia="宋体"/>
+                <w:sz w:val="19"/>
+              </w:rPr>
+              <w:t>全部重定向到登录页</w:t>
+            </w:r>
+          </w:p>
+        </w:tc>
+      </w:tr>
+      <w:tr>
+        <w:tc>
+          <w:tcPr>
+            <w:tcW w:type="dxa" w:w="2880"/>
+          </w:tcPr>
+          <w:p>
+            <w:r/>
+            <w:r>
+              <w:rPr>
+                <w:rFonts w:ascii="宋体" w:hAnsi="宋体" w:eastAsia="宋体"/>
+                <w:sz w:val="19"/>
+              </w:rPr>
+              <w:t>探测后受害者数据完整性校验：购物车条目与数量、订单是否被支付、是否产生归属攻击者的订单</w:t>
+            </w:r>
+          </w:p>
+        </w:tc>
+        <w:tc>
+          <w:tcPr>
+            <w:tcW w:type="dxa" w:w="2880"/>
+          </w:tcPr>
+          <w:p>
+            <w:r/>
+            <w:r>
+              <w:rPr>
+                <w:rFonts w:ascii="宋体" w:hAnsi="宋体" w:eastAsia="宋体"/>
+                <w:sz w:val="19"/>
+              </w:rPr>
+              <w:t>3 项</w:t>
+            </w:r>
+          </w:p>
+        </w:tc>
+        <w:tc>
+          <w:tcPr>
+            <w:tcW w:type="dxa" w:w="2880"/>
+          </w:tcPr>
+          <w:p>
+            <w:r/>
+            <w:r>
+              <w:rPr>
+                <w:rFonts w:ascii="宋体" w:hAnsi="宋体" w:eastAsia="宋体"/>
+                <w:sz w:val="19"/>
+              </w:rPr>
+              <w:t>均未被改动</w:t>
+            </w:r>
+          </w:p>
+        </w:tc>
+      </w:tr>
+    </w:tbl>
+    <w:p>
+      <w:pPr>
+        <w:spacing w:after="80"/>
+        <w:ind w:firstLine="420"/>
+      </w:pPr>
+      <w:r>
+        <w:rPr>
+          <w:rFonts w:ascii="宋体" w:hAnsi="宋体" w:eastAsia="宋体"/>
+          <w:b w:val="0"/>
+          <w:sz w:val="21"/>
+        </w:rPr>
+        <w:t>结论：模块一修复的越权缺陷在本次逐点审计中全部保持有效，未发现新的越权入口。</w:t>
+      </w:r>
+    </w:p>
+    <w:p>
+      <w:pPr>
+        <w:spacing w:after="80"/>
+        <w:ind w:firstLine="420"/>
+      </w:pPr>
+      <w:r>
+        <w:rPr>
+          <w:rFonts w:ascii="宋体" w:hAnsi="宋体" w:eastAsia="宋体"/>
+          <w:b/>
+          <w:sz w:val="21"/>
+        </w:rPr>
+        <w:t>（3）顺带发现但未修复的问题</w:t>
+      </w:r>
+    </w:p>
+    <w:p>
+      <w:pPr>
+        <w:spacing w:after="80"/>
+        <w:ind w:firstLine="420"/>
+      </w:pPr>
+      <w:r>
+        <w:rPr>
+          <w:rFonts w:ascii="宋体" w:hAnsi="宋体" w:eastAsia="宋体"/>
+          <w:b w:val="0"/>
+          <w:sz w:val="21"/>
+        </w:rPr>
+        <w:t>购物车的写操作（加购、改数量、删除）采用 GET 请求实现，不经过框架的 CSRF 校验。实测：伪造第三方来源、不携带任何令牌的跨站请求可以成功删除已登录用户的购物车条目；作为对照，POST 的下单接口在同样条件下被正确拒绝并返回 403。该问题属于跨站请求伪造（CSRF），与越权不同，且修复需把前端调用一并从 GET 改为 POST，会影响已完成的模块一人工用例与自动化测试，故本阶段仅记录，未实施修复。</w:t>
+      </w:r>
+    </w:p>
+    <w:p>
+      <w:pPr>
         <w:pStyle w:val="Heading1"/>
       </w:pPr>
       <w:r>
@@ -2880,6 +3378,38 @@
           </w:p>
         </w:tc>
       </w:tr>
+      <w:tr>
+        <w:tc>
+          <w:tcPr>
+            <w:tcW w:type="dxa" w:w="4320"/>
+          </w:tcPr>
+          <w:p>
+            <w:r/>
+            <w:r>
+              <w:rPr>
+                <w:rFonts w:ascii="宋体" w:hAnsi="宋体" w:eastAsia="宋体"/>
+                <w:sz w:val="19"/>
+              </w:rPr>
+              <w:t>把 AI 登记的竞态隐患用并发压测坐实为可复现缺陷</w:t>
+            </w:r>
+          </w:p>
+        </w:tc>
+        <w:tc>
+          <w:tcPr>
+            <w:tcW w:type="dxa" w:w="4320"/>
+          </w:tcPr>
+          <w:p>
+            <w:r/>
+            <w:r>
+              <w:rPr>
+                <w:rFonts w:ascii="宋体" w:hAnsi="宋体" w:eastAsia="宋体"/>
+                <w:sz w:val="19"/>
+              </w:rPr>
+              <w:t>AI 只能推断竞态可能存在，需真实并发实测才能确认，并给出修复前后的量化对比</w:t>
+            </w:r>
+          </w:p>
+        </w:tc>
+      </w:tr>
     </w:tbl>
     <w:p>
       <w:pPr>

--- a/docs/deliverables/附录4：测试报告（校园鲜达-模块二）-成员C素材.docx
+++ b/docs/deliverables/附录4：测试报告（校园鲜达-模块二）-成员C素材.docx
@@ -37,10 +37,1026 @@
           <w:rFonts w:ascii="宋体" w:hAnsi="宋体" w:eastAsia="宋体"/>
           <w:sz w:val="22"/>
         </w:rPr>
-        <w:t>（成员 C 部分：AI 实践过程与成果、AI 反思与批判）</w:t>
+        <w:t>（成员 C 部分：第 1 节 被测对象及 AI 融合方案概述、第 2 节 AI 实践过程与成果、第 3 节 AI 反思与批判）</w:t>
       </w:r>
     </w:p>
     <w:p/>
+    <w:p>
+      <w:pPr>
+        <w:pStyle w:val="Heading1"/>
+      </w:pPr>
+      <w:r>
+        <w:rPr>
+          <w:rFonts w:ascii="黑体" w:hAnsi="黑体" w:eastAsia="黑体"/>
+          <w:b/>
+          <w:sz w:val="30"/>
+        </w:rPr>
+        <w:t>1  被测对象及 AI 融合方案概述</w:t>
+      </w:r>
+    </w:p>
+    <w:p>
+      <w:pPr>
+        <w:pStyle w:val="Heading2"/>
+      </w:pPr>
+      <w:r>
+        <w:rPr>
+          <w:rFonts w:ascii="黑体" w:hAnsi="黑体" w:eastAsia="黑体"/>
+          <w:b/>
+          <w:sz w:val="26"/>
+        </w:rPr>
+        <w:t>1.1  被测系统概述</w:t>
+      </w:r>
+    </w:p>
+    <w:p>
+      <w:pPr>
+        <w:spacing w:after="80"/>
+        <w:ind w:firstLine="420"/>
+      </w:pPr>
+      <w:r>
+        <w:rPr>
+          <w:rFonts w:ascii="宋体" w:hAnsi="宋体" w:eastAsia="宋体"/>
+          <w:b w:val="0"/>
+          <w:sz w:val="21"/>
+        </w:rPr>
+        <w:t>被测软件为「校园鲜达（Campus Fresh）」生鲜电商网站。系统以课程提供的 DailyFresh 生鲜商城代码快照为基线，在标注来源的前提下由本小组重新完成需求分析、测试设计与质量改进。</w:t>
+      </w:r>
+    </w:p>
+    <w:p>
+      <w:pPr>
+        <w:spacing w:after="80"/>
+        <w:ind w:firstLine="420"/>
+      </w:pPr>
+      <w:r>
+        <w:rPr>
+          <w:rFonts w:ascii="宋体" w:hAnsi="宋体" w:eastAsia="宋体"/>
+          <w:b w:val="0"/>
+          <w:sz w:val="21"/>
+        </w:rPr>
+        <w:t>系统面向校园场景提供完整的在线购买链路，核心功能包括：商品分类浏览与商品详情、关键词搜索与最近浏览记录、用户注册登录与用户中心、收货地址维护、购物车管理、订单结算与库存扣减，以及演示支付状态流转；后台管理沿用 Django 自带的管理站点。</w:t>
+      </w:r>
+    </w:p>
+    <w:p>
+      <w:pPr>
+        <w:spacing w:after="80"/>
+        <w:ind w:firstLine="420"/>
+      </w:pPr>
+      <w:r>
+        <w:rPr>
+          <w:rFonts w:ascii="宋体" w:hAnsi="宋体" w:eastAsia="宋体"/>
+          <w:b/>
+          <w:sz w:val="21"/>
+        </w:rPr>
+        <w:t>表 1-1  系统架构概览</w:t>
+      </w:r>
+    </w:p>
+    <w:tbl>
+      <w:tblPr>
+        <w:tblStyle w:val="TableGrid"/>
+        <w:tblW w:type="auto" w:w="0"/>
+        <w:tblLook w:firstColumn="1" w:firstRow="1" w:lastColumn="0" w:lastRow="0" w:noHBand="0" w:noVBand="1" w:val="04A0"/>
+      </w:tblPr>
+      <w:tblGrid>
+        <w:gridCol w:w="4320"/>
+        <w:gridCol w:w="4320"/>
+      </w:tblGrid>
+      <w:tr>
+        <w:tc>
+          <w:tcPr>
+            <w:tcW w:type="dxa" w:w="4320"/>
+          </w:tcPr>
+          <w:p>
+            <w:r/>
+            <w:r>
+              <w:rPr>
+                <w:rFonts w:ascii="宋体" w:hAnsi="宋体" w:eastAsia="宋体"/>
+                <w:b/>
+                <w:sz w:val="20"/>
+              </w:rPr>
+              <w:t>层面</w:t>
+            </w:r>
+          </w:p>
+        </w:tc>
+        <w:tc>
+          <w:tcPr>
+            <w:tcW w:type="dxa" w:w="4320"/>
+          </w:tcPr>
+          <w:p>
+            <w:r/>
+            <w:r>
+              <w:rPr>
+                <w:rFonts w:ascii="宋体" w:hAnsi="宋体" w:eastAsia="宋体"/>
+                <w:b/>
+                <w:sz w:val="20"/>
+              </w:rPr>
+              <w:t>内容</w:t>
+            </w:r>
+          </w:p>
+        </w:tc>
+      </w:tr>
+      <w:tr>
+        <w:tc>
+          <w:tcPr>
+            <w:tcW w:type="dxa" w:w="4320"/>
+          </w:tcPr>
+          <w:p>
+            <w:r/>
+            <w:r>
+              <w:rPr>
+                <w:rFonts w:ascii="宋体" w:hAnsi="宋体" w:eastAsia="宋体"/>
+                <w:sz w:val="19"/>
+              </w:rPr>
+              <w:t>开发框架</w:t>
+            </w:r>
+          </w:p>
+        </w:tc>
+        <w:tc>
+          <w:tcPr>
+            <w:tcW w:type="dxa" w:w="4320"/>
+          </w:tcPr>
+          <w:p>
+            <w:r/>
+            <w:r>
+              <w:rPr>
+                <w:rFonts w:ascii="宋体" w:hAnsi="宋体" w:eastAsia="宋体"/>
+                <w:sz w:val="19"/>
+              </w:rPr>
+              <w:t>Django（MVT 模式）+ Python，数据库为 SQLite</w:t>
+            </w:r>
+          </w:p>
+        </w:tc>
+      </w:tr>
+      <w:tr>
+        <w:tc>
+          <w:tcPr>
+            <w:tcW w:type="dxa" w:w="4320"/>
+          </w:tcPr>
+          <w:p>
+            <w:r/>
+            <w:r>
+              <w:rPr>
+                <w:rFonts w:ascii="宋体" w:hAnsi="宋体" w:eastAsia="宋体"/>
+                <w:sz w:val="19"/>
+              </w:rPr>
+              <w:t>应用划分</w:t>
+            </w:r>
+          </w:p>
+        </w:tc>
+        <w:tc>
+          <w:tcPr>
+            <w:tcW w:type="dxa" w:w="4320"/>
+          </w:tcPr>
+          <w:p>
+            <w:r/>
+            <w:r>
+              <w:rPr>
+                <w:rFonts w:ascii="宋体" w:hAnsi="宋体" w:eastAsia="宋体"/>
+                <w:sz w:val="19"/>
+              </w:rPr>
+              <w:t>四个业务应用：df_user（用户与登录）、df_goods（商品浏览与搜索）、df_cart（购物车）、df_order（订单与库存），另有项目配置 daily_fresh_demo</w:t>
+            </w:r>
+          </w:p>
+        </w:tc>
+      </w:tr>
+      <w:tr>
+        <w:tc>
+          <w:tcPr>
+            <w:tcW w:type="dxa" w:w="4320"/>
+          </w:tcPr>
+          <w:p>
+            <w:r/>
+            <w:r>
+              <w:rPr>
+                <w:rFonts w:ascii="宋体" w:hAnsi="宋体" w:eastAsia="宋体"/>
+                <w:sz w:val="19"/>
+              </w:rPr>
+              <w:t>数据模型</w:t>
+            </w:r>
+          </w:p>
+        </w:tc>
+        <w:tc>
+          <w:tcPr>
+            <w:tcW w:type="dxa" w:w="4320"/>
+          </w:tcPr>
+          <w:p>
+            <w:r/>
+            <w:r>
+              <w:rPr>
+                <w:rFonts w:ascii="宋体" w:hAnsi="宋体" w:eastAsia="宋体"/>
+                <w:sz w:val="19"/>
+              </w:rPr>
+              <w:t>业务表 7 张：用户、浏览历史、商品分类、商品、购物车、订单、订单明细</w:t>
+            </w:r>
+          </w:p>
+        </w:tc>
+      </w:tr>
+      <w:tr>
+        <w:tc>
+          <w:tcPr>
+            <w:tcW w:type="dxa" w:w="4320"/>
+          </w:tcPr>
+          <w:p>
+            <w:r/>
+            <w:r>
+              <w:rPr>
+                <w:rFonts w:ascii="宋体" w:hAnsi="宋体" w:eastAsia="宋体"/>
+                <w:sz w:val="19"/>
+              </w:rPr>
+              <w:t>前端资源</w:t>
+            </w:r>
+          </w:p>
+        </w:tc>
+        <w:tc>
+          <w:tcPr>
+            <w:tcW w:type="dxa" w:w="4320"/>
+          </w:tcPr>
+          <w:p>
+            <w:r/>
+            <w:r>
+              <w:rPr>
+                <w:rFonts w:ascii="宋体" w:hAnsi="宋体" w:eastAsia="宋体"/>
+                <w:sz w:val="19"/>
+              </w:rPr>
+              <w:t>Django 模板 14 个，静态资源 79 个文件（样式、脚本、商品图片）</w:t>
+            </w:r>
+          </w:p>
+        </w:tc>
+      </w:tr>
+      <w:tr>
+        <w:tc>
+          <w:tcPr>
+            <w:tcW w:type="dxa" w:w="4320"/>
+          </w:tcPr>
+          <w:p>
+            <w:r/>
+            <w:r>
+              <w:rPr>
+                <w:rFonts w:ascii="宋体" w:hAnsi="宋体" w:eastAsia="宋体"/>
+                <w:sz w:val="19"/>
+              </w:rPr>
+              <w:t>代码规模</w:t>
+            </w:r>
+          </w:p>
+        </w:tc>
+        <w:tc>
+          <w:tcPr>
+            <w:tcW w:type="dxa" w:w="4320"/>
+          </w:tcPr>
+          <w:p>
+            <w:r/>
+            <w:r>
+              <w:rPr>
+                <w:rFonts w:ascii="宋体" w:hAnsi="宋体" w:eastAsia="宋体"/>
+                <w:sz w:val="19"/>
+              </w:rPr>
+              <w:t>Python 文件 67 个，合计约 4548 行</w:t>
+            </w:r>
+          </w:p>
+        </w:tc>
+      </w:tr>
+      <w:tr>
+        <w:tc>
+          <w:tcPr>
+            <w:tcW w:type="dxa" w:w="4320"/>
+          </w:tcPr>
+          <w:p>
+            <w:r/>
+            <w:r>
+              <w:rPr>
+                <w:rFonts w:ascii="宋体" w:hAnsi="宋体" w:eastAsia="宋体"/>
+                <w:sz w:val="19"/>
+              </w:rPr>
+              <w:t>测试代码</w:t>
+            </w:r>
+          </w:p>
+        </w:tc>
+        <w:tc>
+          <w:tcPr>
+            <w:tcW w:type="dxa" w:w="4320"/>
+          </w:tcPr>
+          <w:p>
+            <w:r/>
+            <w:r>
+              <w:rPr>
+                <w:rFonts w:ascii="宋体" w:hAnsi="宋体" w:eastAsia="宋体"/>
+                <w:sz w:val="19"/>
+              </w:rPr>
+              <w:t>成员 C 自写自动化测试 2 个文件共 35 个测试；模块二 AI 生成测试 3 个文件共 23 个测试；全量测试 103 个</w:t>
+            </w:r>
+          </w:p>
+        </w:tc>
+      </w:tr>
+    </w:tbl>
+    <w:p>
+      <w:pPr>
+        <w:pStyle w:val="Heading2"/>
+      </w:pPr>
+      <w:r>
+        <w:rPr>
+          <w:rFonts w:ascii="黑体" w:hAnsi="黑体" w:eastAsia="黑体"/>
+          <w:b/>
+          <w:sz w:val="26"/>
+        </w:rPr>
+        <w:t>1.2  被测关键模块</w:t>
+      </w:r>
+    </w:p>
+    <w:p>
+      <w:pPr>
+        <w:spacing w:after="80"/>
+        <w:ind w:firstLine="420"/>
+      </w:pPr>
+      <w:r>
+        <w:rPr>
+          <w:rFonts w:ascii="宋体" w:hAnsi="宋体" w:eastAsia="宋体"/>
+          <w:b w:val="0"/>
+          <w:sz w:val="21"/>
+        </w:rPr>
+        <w:t>本部分测试聚焦购物车、订单与库存这条主链路，并覆盖一处由该链路牵出的跨模块登录安全逻辑。各模块的核心功能、代码规模与系统定位如下表。</w:t>
+      </w:r>
+    </w:p>
+    <w:p>
+      <w:pPr>
+        <w:spacing w:after="80"/>
+        <w:ind w:firstLine="420"/>
+      </w:pPr>
+      <w:r>
+        <w:rPr>
+          <w:rFonts w:ascii="宋体" w:hAnsi="宋体" w:eastAsia="宋体"/>
+          <w:b/>
+          <w:sz w:val="21"/>
+        </w:rPr>
+        <w:t>表 1-2  被测关键模块</w:t>
+      </w:r>
+    </w:p>
+    <w:tbl>
+      <w:tblPr>
+        <w:tblStyle w:val="TableGrid"/>
+        <w:tblW w:type="auto" w:w="0"/>
+        <w:tblLook w:firstColumn="1" w:firstRow="1" w:lastColumn="0" w:lastRow="0" w:noHBand="0" w:noVBand="1" w:val="04A0"/>
+      </w:tblPr>
+      <w:tblGrid>
+        <w:gridCol w:w="2160"/>
+        <w:gridCol w:w="2160"/>
+        <w:gridCol w:w="2160"/>
+        <w:gridCol w:w="2160"/>
+      </w:tblGrid>
+      <w:tr>
+        <w:tc>
+          <w:tcPr>
+            <w:tcW w:type="dxa" w:w="2160"/>
+          </w:tcPr>
+          <w:p>
+            <w:r/>
+            <w:r>
+              <w:rPr>
+                <w:rFonts w:ascii="宋体" w:hAnsi="宋体" w:eastAsia="宋体"/>
+                <w:b/>
+                <w:sz w:val="20"/>
+              </w:rPr>
+              <w:t>模块</w:t>
+            </w:r>
+          </w:p>
+        </w:tc>
+        <w:tc>
+          <w:tcPr>
+            <w:tcW w:type="dxa" w:w="2160"/>
+          </w:tcPr>
+          <w:p>
+            <w:r/>
+            <w:r>
+              <w:rPr>
+                <w:rFonts w:ascii="宋体" w:hAnsi="宋体" w:eastAsia="宋体"/>
+                <w:b/>
+                <w:sz w:val="20"/>
+              </w:rPr>
+              <w:t>核心功能</w:t>
+            </w:r>
+          </w:p>
+        </w:tc>
+        <w:tc>
+          <w:tcPr>
+            <w:tcW w:type="dxa" w:w="2160"/>
+          </w:tcPr>
+          <w:p>
+            <w:r/>
+            <w:r>
+              <w:rPr>
+                <w:rFonts w:ascii="宋体" w:hAnsi="宋体" w:eastAsia="宋体"/>
+                <w:b/>
+                <w:sz w:val="20"/>
+              </w:rPr>
+              <w:t>代码规模</w:t>
+            </w:r>
+          </w:p>
+        </w:tc>
+        <w:tc>
+          <w:tcPr>
+            <w:tcW w:type="dxa" w:w="2160"/>
+          </w:tcPr>
+          <w:p>
+            <w:r/>
+            <w:r>
+              <w:rPr>
+                <w:rFonts w:ascii="宋体" w:hAnsi="宋体" w:eastAsia="宋体"/>
+                <w:b/>
+                <w:sz w:val="20"/>
+              </w:rPr>
+              <w:t>系统定位</w:t>
+            </w:r>
+          </w:p>
+        </w:tc>
+      </w:tr>
+      <w:tr>
+        <w:tc>
+          <w:tcPr>
+            <w:tcW w:type="dxa" w:w="2160"/>
+          </w:tcPr>
+          <w:p>
+            <w:r/>
+            <w:r>
+              <w:rPr>
+                <w:rFonts w:ascii="宋体" w:hAnsi="宋体" w:eastAsia="宋体"/>
+                <w:sz w:val="19"/>
+              </w:rPr>
+              <w:t>购物车</w:t>
+            </w:r>
+            <w:r>
+              <w:br/>
+            </w:r>
+            <w:r>
+              <w:rPr>
+                <w:rFonts w:ascii="宋体" w:hAnsi="宋体" w:eastAsia="宋体"/>
+                <w:sz w:val="19"/>
+              </w:rPr>
+              <w:t>（df_cart）</w:t>
+            </w:r>
+          </w:p>
+        </w:tc>
+        <w:tc>
+          <w:tcPr>
+            <w:tcW w:type="dxa" w:w="2160"/>
+          </w:tcPr>
+          <w:p>
+            <w:r/>
+            <w:r>
+              <w:rPr>
+                <w:rFonts w:ascii="宋体" w:hAnsi="宋体" w:eastAsia="宋体"/>
+                <w:sz w:val="19"/>
+              </w:rPr>
+              <w:t>加入购物车、修改购买数量、删除条目、条目归属校验、商品有效性校验、库存上限校验</w:t>
+            </w:r>
+          </w:p>
+        </w:tc>
+        <w:tc>
+          <w:tcPr>
+            <w:tcW w:type="dxa" w:w="2160"/>
+          </w:tcPr>
+          <w:p>
+            <w:r/>
+            <w:r>
+              <w:rPr>
+                <w:rFonts w:ascii="宋体" w:hAnsi="宋体" w:eastAsia="宋体"/>
+                <w:sz w:val="19"/>
+              </w:rPr>
+              <w:t>views.py 128 行，含 4 个视图（购物车页、加购、改数量、删条目）；models.py 30 行；自写测试 18 个（260 行）</w:t>
+            </w:r>
+          </w:p>
+        </w:tc>
+        <w:tc>
+          <w:tcPr>
+            <w:tcW w:type="dxa" w:w="2160"/>
+          </w:tcPr>
+          <w:p>
+            <w:r/>
+            <w:r>
+              <w:rPr>
+                <w:rFonts w:ascii="宋体" w:hAnsi="宋体" w:eastAsia="宋体"/>
+                <w:sz w:val="19"/>
+              </w:rPr>
+              <w:t>连接商品浏览与订单结算的中间环节，保存用户的购买意向，是订单数据的唯一来源</w:t>
+            </w:r>
+          </w:p>
+        </w:tc>
+      </w:tr>
+      <w:tr>
+        <w:tc>
+          <w:tcPr>
+            <w:tcW w:type="dxa" w:w="2160"/>
+          </w:tcPr>
+          <w:p>
+            <w:r/>
+            <w:r>
+              <w:rPr>
+                <w:rFonts w:ascii="宋体" w:hAnsi="宋体" w:eastAsia="宋体"/>
+                <w:sz w:val="19"/>
+              </w:rPr>
+              <w:t>订单与库存</w:t>
+            </w:r>
+            <w:r>
+              <w:br/>
+            </w:r>
+            <w:r>
+              <w:rPr>
+                <w:rFonts w:ascii="宋体" w:hAnsi="宋体" w:eastAsia="宋体"/>
+                <w:sz w:val="19"/>
+              </w:rPr>
+              <w:t>（df_order）</w:t>
+            </w:r>
+          </w:p>
+        </w:tc>
+        <w:tc>
+          <w:tcPr>
+            <w:tcW w:type="dxa" w:w="2160"/>
+          </w:tcPr>
+          <w:p>
+            <w:r/>
+            <w:r>
+              <w:rPr>
+                <w:rFonts w:ascii="宋体" w:hAnsi="宋体" w:eastAsia="宋体"/>
+                <w:sz w:val="19"/>
+              </w:rPr>
+              <w:t>订单确认页、订单金额服务端重算、订单创建、库存条件扣减、订单号生成、订单明细价格快照、支付状态流转</w:t>
+            </w:r>
+          </w:p>
+        </w:tc>
+        <w:tc>
+          <w:tcPr>
+            <w:tcW w:type="dxa" w:w="2160"/>
+          </w:tcPr>
+          <w:p>
+            <w:r/>
+            <w:r>
+              <w:rPr>
+                <w:rFonts w:ascii="宋体" w:hAnsi="宋体" w:eastAsia="宋体"/>
+                <w:sz w:val="19"/>
+              </w:rPr>
+              <w:t>views.py 203 行，含 3 个视图（确认页、下单、支付）；models.py 37 行；自写测试 17 个（286 行）</w:t>
+            </w:r>
+          </w:p>
+        </w:tc>
+        <w:tc>
+          <w:tcPr>
+            <w:tcW w:type="dxa" w:w="2160"/>
+          </w:tcPr>
+          <w:p>
+            <w:r/>
+            <w:r>
+              <w:rPr>
+                <w:rFonts w:ascii="宋体" w:hAnsi="宋体" w:eastAsia="宋体"/>
+                <w:sz w:val="19"/>
+              </w:rPr>
+              <w:t>系统的资金与库存出口，负责把购物车内容转化为不可篡改的订单快照，并原子扣减库存</w:t>
+            </w:r>
+          </w:p>
+        </w:tc>
+      </w:tr>
+      <w:tr>
+        <w:tc>
+          <w:tcPr>
+            <w:tcW w:type="dxa" w:w="2160"/>
+          </w:tcPr>
+          <w:p>
+            <w:r/>
+            <w:r>
+              <w:rPr>
+                <w:rFonts w:ascii="宋体" w:hAnsi="宋体" w:eastAsia="宋体"/>
+                <w:sz w:val="19"/>
+              </w:rPr>
+              <w:t>登录回跳</w:t>
+            </w:r>
+            <w:r>
+              <w:br/>
+            </w:r>
+            <w:r>
+              <w:rPr>
+                <w:rFonts w:ascii="宋体" w:hAnsi="宋体" w:eastAsia="宋体"/>
+                <w:sz w:val="19"/>
+              </w:rPr>
+              <w:t>（df_user）</w:t>
+            </w:r>
+          </w:p>
+        </w:tc>
+        <w:tc>
+          <w:tcPr>
+            <w:tcW w:type="dxa" w:w="2160"/>
+          </w:tcPr>
+          <w:p>
+            <w:r/>
+            <w:r>
+              <w:rPr>
+                <w:rFonts w:ascii="宋体" w:hAnsi="宋体" w:eastAsia="宋体"/>
+                <w:sz w:val="19"/>
+              </w:rPr>
+              <w:t>登录成功后的回跳地址校验</w:t>
+            </w:r>
+          </w:p>
+        </w:tc>
+        <w:tc>
+          <w:tcPr>
+            <w:tcW w:type="dxa" w:w="2160"/>
+          </w:tcPr>
+          <w:p>
+            <w:r/>
+            <w:r>
+              <w:rPr>
+                <w:rFonts w:ascii="宋体" w:hAnsi="宋体" w:eastAsia="宋体"/>
+                <w:sz w:val="19"/>
+              </w:rPr>
+              <w:t>df_user/views.py 173 行中的 login_handle 及其地址校验辅助函数</w:t>
+            </w:r>
+          </w:p>
+        </w:tc>
+        <w:tc>
+          <w:tcPr>
+            <w:tcW w:type="dxa" w:w="2160"/>
+          </w:tcPr>
+          <w:p>
+            <w:r/>
+            <w:r>
+              <w:rPr>
+                <w:rFonts w:ascii="宋体" w:hAnsi="宋体" w:eastAsia="宋体"/>
+                <w:sz w:val="19"/>
+              </w:rPr>
+              <w:t>跨模块安全逻辑：回跳目标取自浏览器 Cookie，是开放重定向的入口</w:t>
+            </w:r>
+          </w:p>
+        </w:tc>
+      </w:tr>
+    </w:tbl>
+    <w:p>
+      <w:pPr>
+        <w:spacing w:after="80"/>
+        <w:ind w:firstLine="420"/>
+      </w:pPr>
+      <w:r>
+        <w:rPr>
+          <w:rFonts w:ascii="宋体" w:hAnsi="宋体" w:eastAsia="宋体"/>
+          <w:b w:val="0"/>
+          <w:sz w:val="21"/>
+        </w:rPr>
+        <w:t>这三个模块的共同特点是「写入密集且互相牵连」：购物车条目会被订单结算消费并删除，库存会在下单时被扣减，而登录回跳则会决定用户请求落在哪个页面。模块一在此链路发现的 17 条缺陷中，越权、金额可信性与库存一致性三类问题都集中在模块之间的边界上——这也是本阶段选择用 AI 做系统性审查的原因。</w:t>
+      </w:r>
+    </w:p>
+    <w:p>
+      <w:pPr>
+        <w:pStyle w:val="Heading2"/>
+      </w:pPr>
+      <w:r>
+        <w:rPr>
+          <w:rFonts w:ascii="黑体" w:hAnsi="黑体" w:eastAsia="黑体"/>
+          <w:b/>
+          <w:sz w:val="26"/>
+        </w:rPr>
+        <w:t>1.3  测试方案选择与理由</w:t>
+      </w:r>
+    </w:p>
+    <w:p>
+      <w:pPr>
+        <w:spacing w:after="80"/>
+        <w:ind w:firstLine="420"/>
+      </w:pPr>
+      <w:r>
+        <w:rPr>
+          <w:rFonts w:ascii="宋体" w:hAnsi="宋体" w:eastAsia="宋体"/>
+          <w:b/>
+          <w:sz w:val="21"/>
+        </w:rPr>
+        <w:t>本小组选择方案 2「AI 测」：被测对象保持不变，在测试的设计、开发与缺陷定位环节引入 AI 工具辅助。</w:t>
+      </w:r>
+    </w:p>
+    <w:p>
+      <w:pPr>
+        <w:spacing w:after="80"/>
+        <w:ind w:firstLine="420"/>
+      </w:pPr>
+      <w:r>
+        <w:rPr>
+          <w:rFonts w:ascii="宋体" w:hAnsi="宋体" w:eastAsia="宋体"/>
+          <w:b w:val="0"/>
+          <w:sz w:val="21"/>
+        </w:rPr>
+        <w:t>选择该方向的理由有三点：</w:t>
+      </w:r>
+    </w:p>
+    <w:p>
+      <w:pPr>
+        <w:spacing w:after="80"/>
+        <w:ind w:firstLine="420"/>
+      </w:pPr>
+      <w:r>
+        <w:rPr>
+          <w:rFonts w:ascii="宋体" w:hAnsi="宋体" w:eastAsia="宋体"/>
+          <w:b w:val="0"/>
+          <w:sz w:val="21"/>
+        </w:rPr>
+        <w:t>（1）已具备对照条件。模块一阶段完成了 36 条人工用例设计与执行、78 个自动化测试与 17 条缺陷记录，形成了一条完整的人工测试基线。这使本次实践可以回答一个具体问题：AI 在软件测试中究竟能替代哪部分工作、哪些环节必须由人工兜底，而不是笼统地"再测一遍"。</w:t>
+      </w:r>
+    </w:p>
+    <w:p>
+      <w:pPr>
+        <w:spacing w:after="80"/>
+        <w:ind w:firstLine="420"/>
+      </w:pPr>
+      <w:r>
+        <w:rPr>
+          <w:rFonts w:ascii="宋体" w:hAnsi="宋体" w:eastAsia="宋体"/>
+          <w:b w:val="0"/>
+          <w:sz w:val="21"/>
+        </w:rPr>
+        <w:t>（2）方案 1 与本项目实际不符。被测系统是一个传统业务系统，自身不含 AI 模型；若采用方案 1，需要额外引入模型作为被测对象，测试结论将无法回答"AI 如何帮助测试现有系统"这一本阶段的核心问题。</w:t>
+      </w:r>
+    </w:p>
+    <w:p>
+      <w:pPr>
+        <w:spacing w:after="80"/>
+        <w:ind w:firstLine="420"/>
+      </w:pPr>
+      <w:r>
+        <w:rPr>
+          <w:rFonts w:ascii="宋体" w:hAnsi="宋体" w:eastAsia="宋体"/>
+          <w:b w:val="0"/>
+          <w:sz w:val="21"/>
+        </w:rPr>
+        <w:t>（3）模块一暴露的问题类型适合交给 AI。模块一的 17 条缺陷中，越权访问、金额采信前端输入、库存并发一致性三类问题有共同特征——它们不是"功能写错了"，而是"某个入参或某条分支没有被校验"。对这类问题，AI 的机械式枚举（逐个入参追问"来源是否可信、是否校验"）比人工按正常流程走查更有效。</w:t>
+      </w:r>
+    </w:p>
+    <w:p>
+      <w:pPr>
+        <w:pStyle w:val="Heading2"/>
+      </w:pPr>
+      <w:r>
+        <w:rPr>
+          <w:rFonts w:ascii="黑体" w:hAnsi="黑体" w:eastAsia="黑体"/>
+          <w:b/>
+          <w:sz w:val="26"/>
+        </w:rPr>
+        <w:t>1.4  使用的 AI 工具与应用场景</w:t>
+      </w:r>
+    </w:p>
+    <w:p>
+      <w:pPr>
+        <w:spacing w:after="80"/>
+        <w:ind w:firstLine="420"/>
+      </w:pPr>
+      <w:r>
+        <w:rPr>
+          <w:rFonts w:ascii="宋体" w:hAnsi="宋体" w:eastAsia="宋体"/>
+          <w:b/>
+          <w:sz w:val="21"/>
+        </w:rPr>
+        <w:t>表 1-3  AI 工具与应用场景</w:t>
+      </w:r>
+    </w:p>
+    <w:tbl>
+      <w:tblPr>
+        <w:tblStyle w:val="TableGrid"/>
+        <w:tblW w:type="auto" w:w="0"/>
+        <w:tblLook w:firstColumn="1" w:firstRow="1" w:lastColumn="0" w:lastRow="0" w:noHBand="0" w:noVBand="1" w:val="04A0"/>
+      </w:tblPr>
+      <w:tblGrid>
+        <w:gridCol w:w="4320"/>
+        <w:gridCol w:w="4320"/>
+      </w:tblGrid>
+      <w:tr>
+        <w:tc>
+          <w:tcPr>
+            <w:tcW w:type="dxa" w:w="4320"/>
+          </w:tcPr>
+          <w:p>
+            <w:r/>
+            <w:r>
+              <w:rPr>
+                <w:rFonts w:ascii="宋体" w:hAnsi="宋体" w:eastAsia="宋体"/>
+                <w:b/>
+                <w:sz w:val="20"/>
+              </w:rPr>
+              <w:t>项目</w:t>
+            </w:r>
+          </w:p>
+        </w:tc>
+        <w:tc>
+          <w:tcPr>
+            <w:tcW w:type="dxa" w:w="4320"/>
+          </w:tcPr>
+          <w:p>
+            <w:r/>
+            <w:r>
+              <w:rPr>
+                <w:rFonts w:ascii="宋体" w:hAnsi="宋体" w:eastAsia="宋体"/>
+                <w:b/>
+                <w:sz w:val="20"/>
+              </w:rPr>
+              <w:t>内容</w:t>
+            </w:r>
+          </w:p>
+        </w:tc>
+      </w:tr>
+      <w:tr>
+        <w:tc>
+          <w:tcPr>
+            <w:tcW w:type="dxa" w:w="4320"/>
+          </w:tcPr>
+          <w:p>
+            <w:r/>
+            <w:r>
+              <w:rPr>
+                <w:rFonts w:ascii="宋体" w:hAnsi="宋体" w:eastAsia="宋体"/>
+                <w:sz w:val="19"/>
+              </w:rPr>
+              <w:t>AI 工具</w:t>
+            </w:r>
+          </w:p>
+        </w:tc>
+        <w:tc>
+          <w:tcPr>
+            <w:tcW w:type="dxa" w:w="4320"/>
+          </w:tcPr>
+          <w:p>
+            <w:r/>
+            <w:r>
+              <w:rPr>
+                <w:rFonts w:ascii="宋体" w:hAnsi="宋体" w:eastAsia="宋体"/>
+                <w:sz w:val="19"/>
+              </w:rPr>
+              <w:t>ZCode 智能体（大语言模型驱动的命令行智能体）</w:t>
+            </w:r>
+          </w:p>
+        </w:tc>
+      </w:tr>
+      <w:tr>
+        <w:tc>
+          <w:tcPr>
+            <w:tcW w:type="dxa" w:w="4320"/>
+          </w:tcPr>
+          <w:p>
+            <w:r/>
+            <w:r>
+              <w:rPr>
+                <w:rFonts w:ascii="宋体" w:hAnsi="宋体" w:eastAsia="宋体"/>
+                <w:sz w:val="19"/>
+              </w:rPr>
+              <w:t>运行方式</w:t>
+            </w:r>
+          </w:p>
+        </w:tc>
+        <w:tc>
+          <w:tcPr>
+            <w:tcW w:type="dxa" w:w="4320"/>
+          </w:tcPr>
+          <w:p>
+            <w:r/>
+            <w:r>
+              <w:rPr>
+                <w:rFonts w:ascii="宋体" w:hAnsi="宋体" w:eastAsia="宋体"/>
+                <w:sz w:val="19"/>
+              </w:rPr>
+              <w:t>本地命令行环境，具备读写仓库文件与执行 shell 命令的能力</w:t>
+            </w:r>
+          </w:p>
+        </w:tc>
+      </w:tr>
+      <w:tr>
+        <w:tc>
+          <w:tcPr>
+            <w:tcW w:type="dxa" w:w="4320"/>
+          </w:tcPr>
+          <w:p>
+            <w:r/>
+            <w:r>
+              <w:rPr>
+                <w:rFonts w:ascii="宋体" w:hAnsi="宋体" w:eastAsia="宋体"/>
+                <w:sz w:val="19"/>
+              </w:rPr>
+              <w:t>应用场景一</w:t>
+            </w:r>
+          </w:p>
+        </w:tc>
+        <w:tc>
+          <w:tcPr>
+            <w:tcW w:type="dxa" w:w="4320"/>
+          </w:tcPr>
+          <w:p>
+            <w:r/>
+            <w:r>
+              <w:rPr>
+                <w:rFonts w:ascii="宋体" w:hAnsi="宋体" w:eastAsia="宋体"/>
+                <w:sz w:val="19"/>
+              </w:rPr>
+              <w:t>缺陷定位：在不掌握人工缺陷清单的独立会话中审查基线代码，输出缺陷候选清单</w:t>
+            </w:r>
+          </w:p>
+        </w:tc>
+      </w:tr>
+      <w:tr>
+        <w:tc>
+          <w:tcPr>
+            <w:tcW w:type="dxa" w:w="4320"/>
+          </w:tcPr>
+          <w:p>
+            <w:r/>
+            <w:r>
+              <w:rPr>
+                <w:rFonts w:ascii="宋体" w:hAnsi="宋体" w:eastAsia="宋体"/>
+                <w:sz w:val="19"/>
+              </w:rPr>
+              <w:t>应用场景二</w:t>
+            </w:r>
+          </w:p>
+        </w:tc>
+        <w:tc>
+          <w:tcPr>
+            <w:tcW w:type="dxa" w:w="4320"/>
+          </w:tcPr>
+          <w:p>
+            <w:r/>
+            <w:r>
+              <w:rPr>
+                <w:rFonts w:ascii="宋体" w:hAnsi="宋体" w:eastAsia="宋体"/>
+                <w:sz w:val="19"/>
+              </w:rPr>
+              <w:t>测试用例生成：依据需求文档生成接口级测试用例，覆盖等价类、边界值与场景法</w:t>
+            </w:r>
+          </w:p>
+        </w:tc>
+      </w:tr>
+      <w:tr>
+        <w:tc>
+          <w:tcPr>
+            <w:tcW w:type="dxa" w:w="4320"/>
+          </w:tcPr>
+          <w:p>
+            <w:r/>
+            <w:r>
+              <w:rPr>
+                <w:rFonts w:ascii="宋体" w:hAnsi="宋体" w:eastAsia="宋体"/>
+                <w:sz w:val="19"/>
+              </w:rPr>
+              <w:t>应用场景三</w:t>
+            </w:r>
+          </w:p>
+        </w:tc>
+        <w:tc>
+          <w:tcPr>
+            <w:tcW w:type="dxa" w:w="4320"/>
+          </w:tcPr>
+          <w:p>
+            <w:r/>
+            <w:r>
+              <w:rPr>
+                <w:rFonts w:ascii="宋体" w:hAnsi="宋体" w:eastAsia="宋体"/>
+                <w:sz w:val="19"/>
+              </w:rPr>
+              <w:t>测试脚本生成：依据用例定义生成 Django TestCase 自动化测试脚本</w:t>
+            </w:r>
+          </w:p>
+        </w:tc>
+      </w:tr>
+      <w:tr>
+        <w:tc>
+          <w:tcPr>
+            <w:tcW w:type="dxa" w:w="4320"/>
+          </w:tcPr>
+          <w:p>
+            <w:r/>
+            <w:r>
+              <w:rPr>
+                <w:rFonts w:ascii="宋体" w:hAnsi="宋体" w:eastAsia="宋体"/>
+                <w:sz w:val="19"/>
+              </w:rPr>
+              <w:t>应用场景四</w:t>
+            </w:r>
+          </w:p>
+        </w:tc>
+        <w:tc>
+          <w:tcPr>
+            <w:tcW w:type="dxa" w:w="4320"/>
+          </w:tcPr>
+          <w:p>
+            <w:r/>
+            <w:r>
+              <w:rPr>
+                <w:rFonts w:ascii="宋体" w:hAnsi="宋体" w:eastAsia="宋体"/>
+                <w:sz w:val="19"/>
+              </w:rPr>
+              <w:t>缺陷修复：提出并实现修复方案，再由成员 C 验证后合入</w:t>
+            </w:r>
+          </w:p>
+        </w:tc>
+      </w:tr>
+    </w:tbl>
+    <w:p>
+      <w:pPr>
+        <w:spacing w:after="80"/>
+        <w:ind w:firstLine="420"/>
+      </w:pPr>
+      <w:r>
+        <w:rPr>
+          <w:rFonts w:ascii="宋体" w:hAnsi="宋体" w:eastAsia="宋体"/>
+          <w:b w:val="0"/>
+          <w:sz w:val="21"/>
+        </w:rPr>
+        <w:t>需要说明的是，本阶段 AI 的产出全部作为「待验证的草稿」处理：用例需经人工比对去重与细化、脚本需经人工运行验证、修复方案需经人工确认副作用，未经理工确认的内容不进入交付物。这一处理原则及其依据，见本报告第 3 节「AI 反思与批判」。</w:t>
+      </w:r>
+    </w:p>
     <w:p>
       <w:pPr>
         <w:pStyle w:val="Heading1"/>
@@ -437,7 +1453,15 @@
                 <w:sz w:val="19"/>
               </w:rPr>
               <w:t>第一轮</w:t>
+            </w:r>
+            <w:r>
               <w:br/>
+            </w:r>
+            <w:r>
+              <w:rPr>
+                <w:rFonts w:ascii="宋体" w:hAnsi="宋体" w:eastAsia="宋体"/>
+                <w:sz w:val="19"/>
+              </w:rPr>
               <w:t>缺陷审查</w:t>
             </w:r>
           </w:p>
@@ -501,7 +1525,15 @@
                 <w:sz w:val="19"/>
               </w:rPr>
               <w:t>第二轮</w:t>
+            </w:r>
+            <w:r>
               <w:br/>
+            </w:r>
+            <w:r>
+              <w:rPr>
+                <w:rFonts w:ascii="宋体" w:hAnsi="宋体" w:eastAsia="宋体"/>
+                <w:sz w:val="19"/>
+              </w:rPr>
               <w:t>用例生成</w:t>
             </w:r>
           </w:p>
@@ -565,7 +1597,15 @@
                 <w:sz w:val="19"/>
               </w:rPr>
               <w:t>第三轮</w:t>
+            </w:r>
+            <w:r>
               <w:br/>
+            </w:r>
+            <w:r>
+              <w:rPr>
+                <w:rFonts w:ascii="宋体" w:hAnsi="宋体" w:eastAsia="宋体"/>
+                <w:sz w:val="19"/>
+              </w:rPr>
               <w:t>脚本生成</w:t>
             </w:r>
           </w:p>
@@ -629,7 +1669,15 @@
                 <w:sz w:val="19"/>
               </w:rPr>
               <w:t>第四轮</w:t>
+            </w:r>
+            <w:r>
               <w:br/>
+            </w:r>
+            <w:r>
+              <w:rPr>
+                <w:rFonts w:ascii="宋体" w:hAnsi="宋体" w:eastAsia="宋体"/>
+                <w:sz w:val="19"/>
+              </w:rPr>
               <w:t>缺陷修复</w:t>
             </w:r>
           </w:p>

--- a/docs/deliverables/附录4：测试报告（校园鲜达-模块二）-成员C素材.docx
+++ b/docs/deliverables/附录4：测试报告（校园鲜达-模块二）-成员C素材.docx
@@ -877,7 +877,7 @@
                 <w:rFonts w:ascii="宋体" w:hAnsi="宋体" w:eastAsia="宋体"/>
                 <w:sz w:val="19"/>
               </w:rPr>
-              <w:t>ZCode 智能体（大语言模型驱动的命令行智能体）</w:t>
+              <w:t>ZCode 智能体（底层模型 DeepSeek）</w:t>
             </w:r>
           </w:p>
         </w:tc>
@@ -1182,7 +1182,7 @@
                 <w:rFonts w:ascii="宋体" w:hAnsi="宋体" w:eastAsia="宋体"/>
                 <w:sz w:val="19"/>
               </w:rPr>
-              <w:t>ZCode 智能体（大语言模型驱动的命令行智能体）</w:t>
+              <w:t>ZCode 智能体（底层模型 DeepSeek）</w:t>
             </w:r>
           </w:p>
         </w:tc>
